--- a/Lab Assignments/lab10B_FIRST_LAST.docx
+++ b/Lab Assignments/lab10B_FIRST_LAST.docx
@@ -41,15 +41,7 @@
         <w:rPr>
           <w:noProof/>
         </w:rPr>
-        <w:t>The sums of squared errors will already be given to us, so the goal is to understand what partitioning the variance means at a conceptual level (e.g., which factors explain variation in the outcome between-subjects and which factors explain variation in the outcome wit</w:t>
-      </w:r>
-      <w:bookmarkStart w:id="0" w:name="_GoBack"/>
-      <w:bookmarkEnd w:id="0"/>
-      <w:r>
-        <w:rPr>
-          <w:noProof/>
-        </w:rPr>
-        <w:t>hin-subjects).</w:t>
+        <w:t>The sums of squared errors will already be given to us, so the goal is to understand what partitioning the variance means at a conceptual level (e.g., which factors explain variation in the outcome between-subjects and which factors explain variation in the outcome within-subjects).</w:t>
       </w:r>
     </w:p>
     <w:p>
@@ -1249,6 +1241,8 @@
               </w:rPr>
               <w:t>ANS</w:t>
             </w:r>
+            <w:bookmarkStart w:id="0" w:name="_GoBack"/>
+            <w:bookmarkEnd w:id="0"/>
           </w:p>
         </w:tc>
         <w:tc>
@@ -7824,22 +7818,7 @@
       <w:ptab w:relativeTo="margin" w:alignment="right" w:leader="none"/>
     </w:r>
     <w:r>
-      <w:t>20</w:t>
-    </w:r>
-    <w:r>
-      <w:t>20</w:t>
-    </w:r>
-    <w:r>
-      <w:t>-0</w:t>
-    </w:r>
-    <w:r>
-      <w:t>4</w:t>
-    </w:r>
-    <w:r>
-      <w:t>-0</w:t>
-    </w:r>
-    <w:r>
-      <w:t>6</w:t>
+      <w:t>2019-03-04</w:t>
     </w:r>
   </w:p>
 </w:hdr>
